--- a/docs/ke_hoach_thu_thap_xu_ly_du_lieu_lob.docx
+++ b/docs/ke_hoach_thu_thap_xu_ly_du_lieu_lob.docx
@@ -49,13 +49,7 @@
         <w:spacing w:after="100" w:line="250" w:lineRule="auto"/>
       </w:pPr>
       <w:r>
-        <w:rPr>
-          <w:rFonts w:ascii="Arial" w:hAnsi="Arial" w:eastAsia="Arial"/>
-          <w:b w:val="0"/>
-          <w:color w:val="5F6D6B"/>
-          <w:sz w:val="16"/>
-        </w:rPr>
-        <w:t>Phân tích theo đề Research Blueprint 05  |  21 tháng 10 năm 2026</w:t>
+        <w:t>Phân tích theo đề Research Blueprint 05  |  22 tháng 10 năm 2026</w:t>
       </w:r>
     </w:p>
     <w:p>
@@ -63,13 +57,7 @@
         <w:spacing w:after="80" w:line="250" w:lineRule="auto"/>
       </w:pPr>
       <w:r>
-        <w:rPr>
-          <w:rFonts w:ascii="Arial" w:hAnsi="Arial" w:eastAsia="Arial"/>
-          <w:b w:val="0"/>
-          <w:color w:val="172A2A"/>
-          <w:sz w:val="18"/>
-        </w:rPr>
-        <w:t>Tài liệu này xác định cách thu thập, lưu trữ, đồng bộ và biến đổi dữ liệu L2 order book cùng trades để phục vụ dự báo mid-price, liquidity stress, walk-forward evaluation và Liquidity Stress Meter. Phạm vi là data engineering; chưa triển khai hoặc sửa mã nguồn.</w:t>
+        <w:t>Tài liệu này đồng bộ kế hoạch thu thập và xử lý L2 order book cùng trades với code đang chạy, đồng thời khóa lịch đánh giá walk-forward theo tuần UTC. Capture BTCUSDT 10 phút ngày 21/10/2026 đã xác nhận collector, replay và dashboard, nhưng chưa đủ dữ liệu huấn luyện hoặc kiểm định theo tuần.</w:t>
       </w:r>
     </w:p>
     <w:tbl>
@@ -217,7 +205,7 @@
         <w:pStyle w:val="Heading1"/>
       </w:pPr>
       <w:r>
-        <w:t>2. Trạng thái repo và chênh lệch</w:t>
+        <w:t>2. Trạng thái repo và dữ liệu hiện có</w:t>
       </w:r>
     </w:p>
     <w:tbl>
@@ -307,17 +295,8 @@
             </w:tcMar>
           </w:tcPr>
           <w:p>
-            <w:pPr>
-              <w:spacing w:after="0" w:line="240" w:lineRule="auto"/>
-            </w:pPr>
-            <w:r/>
             <w:r>
-              <w:rPr>
-                <w:rFonts w:ascii="Arial" w:hAnsi="Arial" w:eastAsia="Arial"/>
-                <w:color w:val="172A2A"/>
-                <w:sz w:val="16"/>
-              </w:rPr>
-              <w:t>Checkout không có raw archive, replay parquet hoặc trained artifacts.</w:t>
+              <w:t>Checkout có capture BTCUSDT 10 phút ngày 21/10/2026, grid và features đã replay; chưa có archive lịch sử L2 hoặc trained artifacts.</w:t>
             </w:r>
           </w:p>
         </w:tc>
@@ -333,17 +312,8 @@
             </w:tcMar>
           </w:tcPr>
           <w:p>
-            <w:pPr>
-              <w:spacing w:after="0" w:line="240" w:lineRule="auto"/>
-            </w:pPr>
-            <w:r/>
             <w:r>
-              <w:rPr>
-                <w:rFonts w:ascii="Arial" w:hAnsi="Arial" w:eastAsia="Arial"/>
-                <w:color w:val="172A2A"/>
-                <w:sz w:val="16"/>
-              </w:rPr>
-              <w:t>Dashboard mở được nhưng chưa có đầu vào để hiển thị.</w:t>
+              <w:t>Đủ kiểm tra collector/replay/dashboard; chưa đủ train, validation theo tuần hoặc final test.</w:t>
             </w:r>
           </w:p>
         </w:tc>
@@ -362,17 +332,8 @@
             </w:tcMar>
           </w:tcPr>
           <w:p>
-            <w:pPr>
-              <w:spacing w:after="0" w:line="240" w:lineRule="auto"/>
-            </w:pPr>
-            <w:r/>
             <w:r>
-              <w:rPr>
-                <w:rFonts w:ascii="Arial" w:hAnsi="Arial" w:eastAsia="Arial"/>
-                <w:color w:val="172A2A"/>
-                <w:sz w:val="16"/>
-              </w:rPr>
-              <w:t>README mô tả API chỉ đọc parquet; collector chưa có CLI và collection_enabled đang tắt.</w:t>
+              <w:t>README/API đã xác định chế độ read-only; collector CLI và tách raw/interim/processed đã được triển khai.</w:t>
             </w:r>
           </w:p>
         </w:tc>
@@ -389,17 +350,8 @@
             </w:tcMar>
           </w:tcPr>
           <w:p>
-            <w:pPr>
-              <w:spacing w:after="0" w:line="240" w:lineRule="auto"/>
-            </w:pPr>
-            <w:r/>
             <w:r>
-              <w:rPr>
-                <w:rFonts w:ascii="Arial" w:hAnsi="Arial" w:eastAsia="Arial"/>
-                <w:color w:val="172A2A"/>
-                <w:sz w:val="16"/>
-              </w:rPr>
-              <w:t>Collector phải là tiến trình rõ ràng, tách khỏi API/dashboard.</w:t>
+              <w:t>Chạy collector tách khỏi API/dashboard; dashboard chỉ đọc replay parquet.</w:t>
             </w:r>
           </w:p>
         </w:tc>
@@ -417,17 +369,8 @@
             </w:tcMar>
           </w:tcPr>
           <w:p>
-            <w:pPr>
-              <w:spacing w:after="0" w:line="240" w:lineRule="auto"/>
-            </w:pPr>
-            <w:r/>
             <w:r>
-              <w:rPr>
-                <w:rFonts w:ascii="Arial" w:hAnsi="Arial" w:eastAsia="Arial"/>
-                <w:color w:val="172A2A"/>
-                <w:sz w:val="16"/>
-              </w:rPr>
-              <w:t>Repo đã có LocalOrderBook, sequence synchronizer, parser Binance và replay 1 giây.</w:t>
+              <w:t>Repo có LocalOrderBook, sequence synchronizer, Binance REST/WebSocket collector, raw writer, replay, validator và feature builder.</w:t>
             </w:r>
           </w:p>
         </w:tc>
@@ -443,17 +386,8 @@
             </w:tcMar>
           </w:tcPr>
           <w:p>
-            <w:pPr>
-              <w:spacing w:after="0" w:line="240" w:lineRule="auto"/>
-            </w:pPr>
-            <w:r/>
             <w:r>
-              <w:rPr>
-                <w:rFonts w:ascii="Arial" w:hAnsi="Arial" w:eastAsia="Arial"/>
-                <w:color w:val="172A2A"/>
-                <w:sz w:val="16"/>
-              </w:rPr>
-              <w:t>Tái sử dụng đồng bộ/replay; bổ sung lấy dữ liệu mạng, lưu raw và xử lý lỗi.</w:t>
+              <w:t>Đã tái sử dụng và nối thành pipeline; còn cần thu đủ cửa sổ nghiên cứu và đánh giá model.</w:t>
             </w:r>
           </w:p>
         </w:tc>
@@ -472,17 +406,8 @@
             </w:tcMar>
           </w:tcPr>
           <w:p>
-            <w:pPr>
-              <w:spacing w:after="0" w:line="240" w:lineRule="auto"/>
-            </w:pPr>
-            <w:r/>
             <w:r>
-              <w:rPr>
-                <w:rFonts w:ascii="Arial" w:hAnsi="Arial" w:eastAsia="Arial"/>
-                <w:color w:val="172A2A"/>
-                <w:sz w:val="16"/>
-              </w:rPr>
-              <w:t>README gắn CryptoHFTData và khoảng ngày 2025; đề gốc không ấn định provider/ngày.</w:t>
+              <w:t>README/settings trước đây dùng lịch 2025 và CryptoHFTData dù không có archive đó.</w:t>
             </w:r>
           </w:p>
         </w:tc>
@@ -499,17 +424,8 @@
             </w:tcMar>
           </w:tcPr>
           <w:p>
-            <w:pPr>
-              <w:spacing w:after="0" w:line="240" w:lineRule="auto"/>
-            </w:pPr>
-            <w:r/>
             <w:r>
-              <w:rPr>
-                <w:rFonts w:ascii="Arial" w:hAnsi="Arial" w:eastAsia="Arial"/>
-                <w:color w:val="172A2A"/>
-                <w:sz w:val="16"/>
-              </w:rPr>
-              <w:t>Đưa source/date vào config/manifest; xác nhận archive trước khi khóa period.</w:t>
+              <w:t>Đã khóa lịch prospective theo tuần UTC từ 02/11 đến 29/11/2026; chỉ báo coverage có thật.</w:t>
             </w:r>
           </w:p>
         </w:tc>
@@ -1171,30 +1087,8 @@
             </w:tcMar>
           </w:tcPr>
           <w:p>
-            <w:pPr>
-              <w:spacing w:after="60"/>
-            </w:pPr>
             <w:r>
-              <w:rPr>
-                <w:rFonts w:ascii="Arial" w:hAnsi="Arial" w:eastAsia="Arial"/>
-                <w:b/>
-                <w:color w:val="B88746"/>
-                <w:sz w:val="18"/>
-              </w:rPr>
-              <w:t>Hai nhánh dữ liệu phải tách biệt</w:t>
-            </w:r>
-          </w:p>
-          <w:p>
-            <w:pPr>
-              <w:spacing w:after="0" w:line="245" w:lineRule="auto"/>
-            </w:pPr>
-            <w:r>
-              <w:rPr>
-                <w:rFonts w:ascii="Arial" w:hAnsi="Arial" w:eastAsia="Arial"/>
-                <w:color w:val="172A2A"/>
-                <w:sz w:val="17"/>
-              </w:rPr>
-              <w:t>Nhánh live bắt đầu ghi từ ngày chạy collector, tạo dữ liệu mới cho replay/demo. Nhánh nghiên cứu lịch sử cần archive L2, xác minh ngày và coverage rồi mới lập train-validation-test. Không gán dữ liệu live năm 2026 thành test lịch sử năm 2025.</w:t>
+              <w:t>Nhánh capture ghi prospectively từ lúc collector chạy để phục vụ replay. Nhánh nghiên cứu dùng các mốc weekly UTC đã khóa trong settings. Capture live không backfill lịch sử L2 và không được gán thành holdout năm 2025.</w:t>
             </w:r>
           </w:p>
         </w:tc>
@@ -1210,7 +1104,7 @@
         <w:pStyle w:val="Heading1"/>
       </w:pPr>
       <w:r>
-        <w:t>4. Mặc định đề xuất</w:t>
+        <w:t>4. Protocol nghiên cứu đã khóa</w:t>
       </w:r>
     </w:p>
     <w:tbl>
@@ -1570,16 +1464,7 @@
             </w:tcMar>
           </w:tcPr>
           <w:p>
-            <w:pPr>
-              <w:spacing w:after="0" w:line="240" w:lineRule="auto"/>
-            </w:pPr>
-            <w:r/>
             <w:r>
-              <w:rPr>
-                <w:rFonts w:ascii="Arial" w:hAnsi="Arial" w:eastAsia="Arial"/>
-                <w:color w:val="172A2A"/>
-                <w:sz w:val="15"/>
-              </w:rPr>
               <w:t>Depth levels</w:t>
             </w:r>
           </w:p>
@@ -1597,17 +1482,8 @@
             </w:tcMar>
           </w:tcPr>
           <w:p>
-            <w:pPr>
-              <w:spacing w:after="0" w:line="240" w:lineRule="auto"/>
-            </w:pPr>
-            <w:r/>
             <w:r>
-              <w:rPr>
-                <w:rFonts w:ascii="Arial" w:hAnsi="Arial" w:eastAsia="Arial"/>
-                <w:color w:val="172A2A"/>
-                <w:sz w:val="15"/>
-              </w:rPr>
-              <w:t>Raw events giữ nguyên; grid top 20 mỗi phía; snapshot 100 mức</w:t>
+              <w:t>Raw events giữ nguyên; grid top 20 mức mỗi phía; snapshot 100 mức.</w:t>
             </w:r>
           </w:p>
         </w:tc>
@@ -1624,17 +1500,8 @@
             </w:tcMar>
           </w:tcPr>
           <w:p>
-            <w:pPr>
-              <w:spacing w:after="0" w:line="240" w:lineRule="auto"/>
-            </w:pPr>
-            <w:r/>
             <w:r>
-              <w:rPr>
-                <w:rFonts w:ascii="Arial" w:hAnsi="Arial" w:eastAsia="Arial"/>
-                <w:color w:val="172A2A"/>
-                <w:sz w:val="15"/>
-              </w:rPr>
-              <w:t>Đủ feature LOB đề xuất; khai báo giới hạn depth xa.</w:t>
+              <w:t>Đủ feature LOB và giảm độ trễ snapshot; ghi rõ giới hạn depth xa.</w:t>
             </w:r>
           </w:p>
         </w:tc>
@@ -1652,17 +1519,8 @@
             </w:tcMar>
           </w:tcPr>
           <w:p>
-            <w:pPr>
-              <w:spacing w:after="0" w:line="240" w:lineRule="auto"/>
-            </w:pPr>
-            <w:r/>
             <w:r>
-              <w:rPr>
-                <w:rFonts w:ascii="Arial" w:hAnsi="Arial" w:eastAsia="Arial"/>
-                <w:color w:val="172A2A"/>
-                <w:sz w:val="15"/>
-              </w:rPr>
-              <w:t>Research dates</w:t>
+              <w:t>Capture/evaluation window</w:t>
             </w:r>
           </w:p>
         </w:tc>
@@ -1678,17 +1536,8 @@
             </w:tcMar>
           </w:tcPr>
           <w:p>
-            <w:pPr>
-              <w:spacing w:after="0" w:line="240" w:lineRule="auto"/>
-            </w:pPr>
-            <w:r/>
             <w:r>
-              <w:rPr>
-                <w:rFonts w:ascii="Arial" w:hAnsi="Arial" w:eastAsia="Arial"/>
-                <w:color w:val="172A2A"/>
-                <w:sz w:val="15"/>
-              </w:rPr>
-              <w:t>Cấu hình từ coverage archive thật</w:t>
+              <w:t>UTC weekly: first validation 02/11/2026; development đến 22/11; test 23–29/11.</w:t>
             </w:r>
           </w:p>
         </w:tc>
@@ -1704,17 +1553,8 @@
             </w:tcMar>
           </w:tcPr>
           <w:p>
-            <w:pPr>
-              <w:spacing w:after="0" w:line="240" w:lineRule="auto"/>
-            </w:pPr>
-            <w:r/>
             <w:r>
-              <w:rPr>
-                <w:rFonts w:ascii="Arial" w:hAnsi="Arial" w:eastAsia="Arial"/>
-                <w:color w:val="172A2A"/>
-                <w:sz w:val="15"/>
-              </w:rPr>
-              <w:t>Đề yêu cầu walk-forward nhưng không quy định ngày cụ thể.</w:t>
+              <w:t>Bắt đầu thu đủ sớm để có ít nhất một tuần train hoàn chỉnh; test được mở đúng một lần.</w:t>
             </w:r>
           </w:p>
         </w:tc>
@@ -2062,17 +1902,8 @@
             </w:tcMar>
           </w:tcPr>
           <w:p>
-            <w:pPr>
-              <w:spacing w:after="0" w:line="240" w:lineRule="auto"/>
-            </w:pPr>
-            <w:r/>
             <w:r>
-              <w:rPr>
-                <w:rFonts w:ascii="Arial" w:hAnsi="Arial" w:eastAsia="Arial"/>
-                <w:color w:val="172A2A"/>
-                <w:sz w:val="16"/>
-              </w:rPr>
-              <w:t>Bỏ qua u &lt;= last_update_id; tăng bộ đếm stale/duplicate trong QA.</w:t>
+              <w:t>Bỏ event cũ hoặc lặp u &lt;= last_update_id; ghi bộ đếm stale/duplicate trong QA.</w:t>
             </w:r>
           </w:p>
         </w:tc>
@@ -2118,17 +1949,8 @@
             </w:tcMar>
           </w:tcPr>
           <w:p>
-            <w:pPr>
-              <w:spacing w:after="0" w:line="240" w:lineRule="auto"/>
-            </w:pPr>
-            <w:r/>
             <w:r>
-              <w:rPr>
-                <w:rFonts w:ascii="Arial" w:hAnsi="Arial" w:eastAsia="Arial"/>
-                <w:color w:val="172A2A"/>
-                <w:sz w:val="16"/>
-              </w:rPr>
-              <w:t>Invalid book ngay; không tính OFI trên khoảng đó, không forward-fill; snapshot/resync.</w:t>
+              <w:t>Thiếu sequence: invalid book và resync snapshot. Update sai cấu trúc/crossed: invalid-book counter riêng, không tăng sequence_gap_count.</w:t>
             </w:r>
           </w:p>
         </w:tc>
@@ -3968,12 +3790,7 @@
         <w:ind w:left="317" w:hanging="187"/>
       </w:pPr>
       <w:r>
-        <w:rPr>
-          <w:rFonts w:ascii="Arial" w:hAnsi="Arial" w:eastAsia="Arial"/>
-          <w:color w:val="172A2A"/>
-          <w:sz w:val="18"/>
-        </w:rPr>
-        <w:t>Stress primary theo đề: Spread(t+h) &gt; Q95. Composite spread/depth/volatility có thể là sensitivity, nhưng phải khai báo trước và không trộn nhãn.</w:t>
+        <w:t>Stress primary: nhãn composite tại t+h nếu spread, impact hoặc RV vượt Q97.5 của train fold, hoặc depth top-10 thấp hơn Q2.5. Spread-only Q95 chỉ là sensitivity vì spread theo tick có thể tạo quá ít mẫu dương.</w:t>
       </w:r>
     </w:p>
     <w:p>
@@ -4013,12 +3830,7 @@
         <w:ind w:left="317" w:hanging="187"/>
       </w:pPr>
       <w:r>
-        <w:rPr>
-          <w:rFonts w:ascii="Arial" w:hAnsi="Arial" w:eastAsia="Arial"/>
-          <w:color w:val="172A2A"/>
-          <w:sz w:val="18"/>
-        </w:rPr>
-        <w:t>Walk-forward theo thời gian; khóa untouched test sau khi xác minh archive. README hiện gắn ngày 2025, nhưng đề gốc không định sẵn ngày; cần xác nhận trước khi code.</w:t>
+        <w:t>Walk-forward theo tuần UTC đã khóa trong settings: validation bắt đầu tuần 02/11/2026, development kết thúc 22/11, final test là tuần 23–29/11. Capture phải bắt đầu đủ sớm để có ít nhất một tuần train hoàn chỉnh trước fold đầu; không dùng ngày 2025 vì không có archive L2 giai đoạn đó.</w:t>
       </w:r>
     </w:p>
     <w:tbl>
@@ -4424,17 +4236,8 @@
             </w:tcMar>
           </w:tcPr>
           <w:p>
-            <w:pPr>
-              <w:spacing w:after="0" w:line="240" w:lineRule="auto"/>
-            </w:pPr>
-            <w:r/>
             <w:r>
-              <w:rPr>
-                <w:rFonts w:ascii="Arial" w:hAnsi="Arial" w:eastAsia="Arial"/>
-                <w:color w:val="172A2A"/>
-                <w:sz w:val="15"/>
-              </w:rPr>
-              <w:t>Báo expected/valid/dropped seconds theo ngày/tháng; khóa minimum coverage trước kết quả.</w:t>
+              <w:t>Báo expected/valid/dropped seconds, missing intervals, sequence gaps, recoveries và coverage theo ngày/tuần.</w:t>
             </w:r>
           </w:p>
         </w:tc>
@@ -4480,17 +4283,8 @@
             </w:tcMar>
           </w:tcPr>
           <w:p>
-            <w:pPr>
-              <w:spacing w:after="0" w:line="240" w:lineRule="auto"/>
-            </w:pPr>
-            <w:r/>
             <w:r>
-              <w:rPr>
-                <w:rFonts w:ascii="Arial" w:hAnsi="Arial" w:eastAsia="Arial"/>
-                <w:color w:val="172A2A"/>
-                <w:sz w:val="15"/>
-              </w:rPr>
-              <w:t>Báo class prevalence theo symbol/horizon/tháng; cảnh báo label suy biến.</w:t>
+              <w:t>Báo prevalence theo symbol/horizon/UTC week và month cho composite primary cùng spread-only Q95 sensitivity; cảnh báo label suy biến.</w:t>
             </w:r>
           </w:p>
         </w:tc>
@@ -4560,7 +4354,7 @@
         <w:pStyle w:val="Heading1"/>
       </w:pPr>
       <w:r>
-        <w:t>12. Kế hoạch thay đổi code theo repo</w:t>
+        <w:t>12. Thành phần code hiện có trong repo</w:t>
       </w:r>
     </w:p>
     <w:tbl>
@@ -4599,15 +4393,8 @@
             <w:vAlign w:val="center"/>
           </w:tcPr>
           <w:p>
-            <w:r/>
             <w:r>
-              <w:rPr>
-                <w:rFonts w:ascii="Arial" w:hAnsi="Arial" w:eastAsia="Arial"/>
-                <w:b/>
-                <w:color w:val="FFFFFF"/>
-                <w:sz w:val="16"/>
-              </w:rPr>
-              <w:t>Thành phần dự kiến</w:t>
+              <w:t>Thành phần đang dùng trong repo</w:t>
             </w:r>
           </w:p>
         </w:tc>
@@ -4624,15 +4411,8 @@
             <w:vAlign w:val="center"/>
           </w:tcPr>
           <w:p>
-            <w:r/>
             <w:r>
-              <w:rPr>
-                <w:rFonts w:ascii="Arial" w:hAnsi="Arial" w:eastAsia="Arial"/>
-                <w:b/>
-                <w:color w:val="FFFFFF"/>
-                <w:sz w:val="16"/>
-              </w:rPr>
-              <w:t>Công việc</w:t>
+              <w:t>Trạng thái / trách nhiệm</w:t>
             </w:r>
           </w:p>
         </w:tc>
@@ -4650,17 +4430,8 @@
             </w:tcMar>
           </w:tcPr>
           <w:p>
-            <w:pPr>
-              <w:spacing w:after="0" w:line="240" w:lineRule="auto"/>
-            </w:pPr>
-            <w:r/>
             <w:r>
-              <w:rPr>
-                <w:rFonts w:ascii="Arial" w:hAnsi="Arial" w:eastAsia="Arial"/>
-                <w:color w:val="172A2A"/>
-                <w:sz w:val="15"/>
-              </w:rPr>
-              <w:t>app/data/providers/binance_spot.py</w:t>
+              <w:t>backend/app/data/binance_client.py và websocket_collector.py</w:t>
             </w:r>
           </w:p>
         </w:tc>
@@ -4676,17 +4447,8 @@
             </w:tcMar>
           </w:tcPr>
           <w:p>
-            <w:pPr>
-              <w:spacing w:after="0" w:line="240" w:lineRule="auto"/>
-            </w:pPr>
-            <w:r/>
             <w:r>
-              <w:rPr>
-                <w:rFonts w:ascii="Arial" w:hAnsi="Arial" w:eastAsia="Arial"/>
-                <w:color w:val="172A2A"/>
-                <w:sz w:val="15"/>
-              </w:rPr>
-              <w:t>REST public depth/time, WS depth/aggTrade, reconnect và receive timestamps.</w:t>
+              <w:t>REST snapshot, depth/aggTrade capture, bootstrap, sequence recovery và nguồn timestamps.</w:t>
             </w:r>
           </w:p>
         </w:tc>
@@ -4705,17 +4467,8 @@
             </w:tcMar>
           </w:tcPr>
           <w:p>
-            <w:pPr>
-              <w:spacing w:after="0" w:line="240" w:lineRule="auto"/>
-            </w:pPr>
-            <w:r/>
             <w:r>
-              <w:rPr>
-                <w:rFonts w:ascii="Arial" w:hAnsi="Arial" w:eastAsia="Arial"/>
-                <w:color w:val="172A2A"/>
-                <w:sz w:val="15"/>
-              </w:rPr>
-              <w:t>app/data/collectors/lob_collector.py</w:t>
+              <w:t>backend/app/data/storage.py</w:t>
             </w:r>
           </w:p>
         </w:tc>
@@ -4732,17 +4485,8 @@
             </w:tcMar>
           </w:tcPr>
           <w:p>
-            <w:pPr>
-              <w:spacing w:after="0" w:line="240" w:lineRule="auto"/>
-            </w:pPr>
-            <w:r/>
             <w:r>
-              <w:rPr>
-                <w:rFonts w:ascii="Arial" w:hAnsi="Arial" w:eastAsia="Arial"/>
-                <w:color w:val="172A2A"/>
-                <w:sz w:val="15"/>
-              </w:rPr>
-              <w:t>Session theo symbol, buffer/bootstrap, sequence, resync và quality state.</w:t>
+              <w:t>Raw gzip JSONL partitions, rotation, flush và checksum manifests.</w:t>
             </w:r>
           </w:p>
         </w:tc>
@@ -4760,17 +4504,8 @@
             </w:tcMar>
           </w:tcPr>
           <w:p>
-            <w:pPr>
-              <w:spacing w:after="0" w:line="240" w:lineRule="auto"/>
-            </w:pPr>
-            <w:r/>
             <w:r>
-              <w:rPr>
-                <w:rFonts w:ascii="Arial" w:hAnsi="Arial" w:eastAsia="Arial"/>
-                <w:color w:val="172A2A"/>
-                <w:sz w:val="15"/>
-              </w:rPr>
-              <w:t>scripts/collect_binance_spot.py</w:t>
+              <w:t>backend/app/data/cryptohft_replay.py và scripts/replay_cryptohftdata.py</w:t>
             </w:r>
           </w:p>
         </w:tc>
@@ -4786,17 +4521,8 @@
             </w:tcMar>
           </w:tcPr>
           <w:p>
-            <w:pPr>
-              <w:spacing w:after="0" w:line="240" w:lineRule="auto"/>
-            </w:pPr>
-            <w:r/>
             <w:r>
-              <w:rPr>
-                <w:rFonts w:ascii="Arial" w:hAnsi="Arial" w:eastAsia="Arial"/>
-                <w:color w:val="172A2A"/>
-                <w:sz w:val="15"/>
-              </w:rPr>
-              <w:t>CLI riêng chọn symbol/duration/path; flush sạch; không cần API key.</w:t>
+              <w:t>Canonical replay, UTC one-second grid và QA; sequence gap tách khỏi invalid-book event.</w:t>
             </w:r>
           </w:p>
         </w:tc>
@@ -4815,17 +4541,8 @@
             </w:tcMar>
           </w:tcPr>
           <w:p>
-            <w:pPr>
-              <w:spacing w:after="0" w:line="240" w:lineRule="auto"/>
-            </w:pPr>
-            <w:r/>
             <w:r>
-              <w:rPr>
-                <w:rFonts w:ascii="Arial" w:hAnsi="Arial" w:eastAsia="Arial"/>
-                <w:color w:val="172A2A"/>
-                <w:sz w:val="15"/>
-              </w:rPr>
-              <w:t>app/data/event_schema.py</w:t>
+              <w:t>scripts/build_lob_classification_dataset.py và scripts/validate_lob_data.py</w:t>
             </w:r>
           </w:p>
         </w:tc>
@@ -4842,17 +4559,8 @@
             </w:tcMar>
           </w:tcPr>
           <w:p>
-            <w:pPr>
-              <w:spacing w:after="0" w:line="240" w:lineRule="auto"/>
-            </w:pPr>
-            <w:r/>
             <w:r>
-              <w:rPr>
-                <w:rFonts w:ascii="Arial" w:hAnsi="Arial" w:eastAsia="Arial"/>
-                <w:color w:val="172A2A"/>
-                <w:sz w:val="15"/>
-              </w:rPr>
-              <w:t>Canonical event schema và adapter Binance/archive có version.</w:t>
+              <w:t>Point-in-time features, train-fold labels và kiểm tra grid trước khi đánh giá.</w:t>
             </w:r>
           </w:p>
         </w:tc>
@@ -4870,17 +4578,8 @@
             </w:tcMar>
           </w:tcPr>
           <w:p>
-            <w:pPr>
-              <w:spacing w:after="0" w:line="240" w:lineRule="auto"/>
-            </w:pPr>
-            <w:r/>
             <w:r>
-              <w:rPr>
-                <w:rFonts w:ascii="Arial" w:hAnsi="Arial" w:eastAsia="Arial"/>
-                <w:color w:val="172A2A"/>
-                <w:sz w:val="15"/>
-              </w:rPr>
-              <w:t>app/data/cryptohft_replay.py</w:t>
+              <w:t>scripts/run_lob_classification.py và scripts/run_deeplob_classification.py</w:t>
             </w:r>
           </w:p>
         </w:tc>
@@ -4896,17 +4595,8 @@
             </w:tcMar>
           </w:tcPr>
           <w:p>
-            <w:pPr>
-              <w:spacing w:after="0" w:line="240" w:lineRule="auto"/>
-            </w:pPr>
-            <w:r/>
             <w:r>
-              <w:rPr>
-                <w:rFonts w:ascii="Arial" w:hAnsi="Arial" w:eastAsia="Arial"/>
-                <w:color w:val="172A2A"/>
-                <w:sz w:val="15"/>
-              </w:rPr>
-              <w:t>Tái sử dụng book/replay; bổ sung snapshot timestamp provenance và event merge.</w:t>
+              <w:t>Expanding weekly folds, embargo 300s, final test week cố định; DeepLOB pilot cap 8,000 train rows.</w:t>
             </w:r>
           </w:p>
         </w:tc>
@@ -4925,17 +4615,8 @@
             </w:tcMar>
           </w:tcPr>
           <w:p>
-            <w:pPr>
-              <w:spacing w:after="0" w:line="240" w:lineRule="auto"/>
-            </w:pPr>
-            <w:r/>
             <w:r>
-              <w:rPr>
-                <w:rFonts w:ascii="Arial" w:hAnsi="Arial" w:eastAsia="Arial"/>
-                <w:color w:val="172A2A"/>
-                <w:sz w:val="15"/>
-              </w:rPr>
-              <w:t>scripts/replay_lob_events.py</w:t>
+              <w:t>config/settings.yaml, docs/research_design.md, docs/methodology.md, README.md</w:t>
             </w:r>
           </w:p>
         </w:tc>
@@ -4952,181 +4633,8 @@
             </w:tcMar>
           </w:tcPr>
           <w:p>
-            <w:pPr>
-              <w:spacing w:after="0" w:line="240" w:lineRule="auto"/>
-            </w:pPr>
-            <w:r/>
             <w:r>
-              <w:rPr>
-                <w:rFonts w:ascii="Arial" w:hAnsi="Arial" w:eastAsia="Arial"/>
-                <w:color w:val="172A2A"/>
-                <w:sz w:val="15"/>
-              </w:rPr>
-              <w:t>Entry point provider-neutral; parquet ngày và QA sidecar atomic.</w:t>
-            </w:r>
-          </w:p>
-        </w:tc>
-      </w:tr>
-      <w:tr>
-        <w:tc>
-          <w:tcPr>
-            <w:tcW w:type="dxa" w:w="3571"/>
-            <w:vAlign w:val="center"/>
-            <w:tcMar>
-              <w:top w:w="75" w:type="dxa"/>
-              <w:start w:w="90" w:type="dxa"/>
-              <w:bottom w:w="75" w:type="dxa"/>
-              <w:end w:w="90" w:type="dxa"/>
-            </w:tcMar>
-          </w:tcPr>
-          <w:p>
-            <w:pPr>
-              <w:spacing w:after="0" w:line="240" w:lineRule="auto"/>
-            </w:pPr>
-            <w:r/>
-            <w:r>
-              <w:rPr>
-                <w:rFonts w:ascii="Arial" w:hAnsi="Arial" w:eastAsia="Arial"/>
-                <w:color w:val="172A2A"/>
-                <w:sz w:val="15"/>
-              </w:rPr>
-              <w:t>config/settings.yaml</w:t>
-            </w:r>
-          </w:p>
-        </w:tc>
-        <w:tc>
-          <w:tcPr>
-            <w:tcW w:type="dxa" w:w="6250"/>
-            <w:vAlign w:val="center"/>
-            <w:tcMar>
-              <w:top w:w="75" w:type="dxa"/>
-              <w:start w:w="90" w:type="dxa"/>
-              <w:bottom w:w="75" w:type="dxa"/>
-              <w:end w:w="90" w:type="dxa"/>
-            </w:tcMar>
-          </w:tcPr>
-          <w:p>
-            <w:pPr>
-              <w:spacing w:after="0" w:line="240" w:lineRule="auto"/>
-            </w:pPr>
-            <w:r/>
-            <w:r>
-              <w:rPr>
-                <w:rFonts w:ascii="Arial" w:hAnsi="Arial" w:eastAsia="Arial"/>
-                <w:color w:val="172A2A"/>
-                <w:sz w:val="15"/>
-              </w:rPr>
-              <w:t>Source, symbols, cadence, snapshot limit, staleness, storage, horizons, label/date policy.</w:t>
-            </w:r>
-          </w:p>
-        </w:tc>
-      </w:tr>
-      <w:tr>
-        <w:tc>
-          <w:tcPr>
-            <w:tcW w:type="dxa" w:w="3571"/>
-            <w:shd w:fill="F4F7F5"/>
-            <w:vAlign w:val="center"/>
-            <w:tcMar>
-              <w:top w:w="75" w:type="dxa"/>
-              <w:start w:w="90" w:type="dxa"/>
-              <w:bottom w:w="75" w:type="dxa"/>
-              <w:end w:w="90" w:type="dxa"/>
-            </w:tcMar>
-          </w:tcPr>
-          <w:p>
-            <w:pPr>
-              <w:spacing w:after="0" w:line="240" w:lineRule="auto"/>
-            </w:pPr>
-            <w:r/>
-            <w:r>
-              <w:rPr>
-                <w:rFonts w:ascii="Arial" w:hAnsi="Arial" w:eastAsia="Arial"/>
-                <w:color w:val="172A2A"/>
-                <w:sz w:val="15"/>
-              </w:rPr>
-              <w:t>app/data/grid_store.py</w:t>
-            </w:r>
-          </w:p>
-        </w:tc>
-        <w:tc>
-          <w:tcPr>
-            <w:tcW w:type="dxa" w:w="6250"/>
-            <w:shd w:fill="F4F7F5"/>
-            <w:vAlign w:val="center"/>
-            <w:tcMar>
-              <w:top w:w="75" w:type="dxa"/>
-              <w:start w:w="90" w:type="dxa"/>
-              <w:bottom w:w="75" w:type="dxa"/>
-              <w:end w:w="90" w:type="dxa"/>
-            </w:tcMar>
-          </w:tcPr>
-          <w:p>
-            <w:pPr>
-              <w:spacing w:after="0" w:line="240" w:lineRule="auto"/>
-            </w:pPr>
-            <w:r/>
-            <w:r>
-              <w:rPr>
-                <w:rFonts w:ascii="Arial" w:hAnsi="Arial" w:eastAsia="Arial"/>
-                <w:color w:val="172A2A"/>
-                <w:sz w:val="15"/>
-              </w:rPr>
-              <w:t>Đọc grid path từ config thay vì gắn cryptohftdata; cập nhật cache khi partition đổi.</w:t>
-            </w:r>
-          </w:p>
-        </w:tc>
-      </w:tr>
-      <w:tr>
-        <w:tc>
-          <w:tcPr>
-            <w:tcW w:type="dxa" w:w="3571"/>
-            <w:vAlign w:val="center"/>
-            <w:tcMar>
-              <w:top w:w="75" w:type="dxa"/>
-              <w:start w:w="90" w:type="dxa"/>
-              <w:bottom w:w="75" w:type="dxa"/>
-              <w:end w:w="90" w:type="dxa"/>
-            </w:tcMar>
-          </w:tcPr>
-          <w:p>
-            <w:pPr>
-              <w:spacing w:after="0" w:line="240" w:lineRule="auto"/>
-            </w:pPr>
-            <w:r/>
-            <w:r>
-              <w:rPr>
-                <w:rFonts w:ascii="Arial" w:hAnsi="Arial" w:eastAsia="Arial"/>
-                <w:color w:val="172A2A"/>
-                <w:sz w:val="15"/>
-              </w:rPr>
-              <w:t>README/data_dictionary</w:t>
-            </w:r>
-          </w:p>
-        </w:tc>
-        <w:tc>
-          <w:tcPr>
-            <w:tcW w:type="dxa" w:w="6250"/>
-            <w:vAlign w:val="center"/>
-            <w:tcMar>
-              <w:top w:w="75" w:type="dxa"/>
-              <w:start w:w="90" w:type="dxa"/>
-              <w:bottom w:w="75" w:type="dxa"/>
-              <w:end w:w="90" w:type="dxa"/>
-            </w:tcMar>
-          </w:tcPr>
-          <w:p>
-            <w:pPr>
-              <w:spacing w:after="0" w:line="240" w:lineRule="auto"/>
-            </w:pPr>
-            <w:r/>
-            <w:r>
-              <w:rPr>
-                <w:rFonts w:ascii="Arial" w:hAnsi="Arial" w:eastAsia="Arial"/>
-                <w:color w:val="172A2A"/>
-                <w:sz w:val="15"/>
-              </w:rPr>
-              <w:t>Hướng dẫn archive vs live, schema, lệnh, phạm vi lịch sử và giới hạn.</w:t>
+              <w:t>Cùng mô tả lịch tuần, composite stress primary, Q95 spread sensitivity và DM minute-block inference.</w:t>
             </w:r>
           </w:p>
         </w:tc>
@@ -5181,15 +4689,8 @@
             <w:vAlign w:val="center"/>
           </w:tcPr>
           <w:p>
-            <w:r/>
             <w:r>
-              <w:rPr>
-                <w:rFonts w:ascii="Arial" w:hAnsi="Arial" w:eastAsia="Arial"/>
-                <w:b/>
-                <w:color w:val="FFFFFF"/>
-                <w:sz w:val="16"/>
-              </w:rPr>
-              <w:t>Giai đoạn</w:t>
+              <w:t>Giai đoạn và trạng thái</w:t>
             </w:r>
           </w:p>
         </w:tc>
@@ -5206,14 +4707,7 @@
             <w:vAlign w:val="center"/>
           </w:tcPr>
           <w:p>
-            <w:r/>
             <w:r>
-              <w:rPr>
-                <w:rFonts w:ascii="Arial" w:hAnsi="Arial" w:eastAsia="Arial"/>
-                <w:b/>
-                <w:color w:val="FFFFFF"/>
-                <w:sz w:val="16"/>
-              </w:rPr>
               <w:t>Cổng chuyển bước</w:t>
             </w:r>
           </w:p>
@@ -5232,17 +4726,8 @@
             </w:tcMar>
           </w:tcPr>
           <w:p>
-            <w:pPr>
-              <w:spacing w:after="0" w:line="240" w:lineRule="auto"/>
-            </w:pPr>
-            <w:r/>
             <w:r>
-              <w:rPr>
-                <w:rFonts w:ascii="Arial" w:hAnsi="Arial" w:eastAsia="Arial"/>
-                <w:color w:val="172A2A"/>
-                <w:sz w:val="15"/>
-              </w:rPr>
-              <w:t>0. Chọn nguồn</w:t>
+              <w:t>0. Khóa protocol</w:t>
             </w:r>
           </w:p>
         </w:tc>
@@ -5258,17 +4743,8 @@
             </w:tcMar>
           </w:tcPr>
           <w:p>
-            <w:pPr>
-              <w:spacing w:after="0" w:line="240" w:lineRule="auto"/>
-            </w:pPr>
-            <w:r/>
             <w:r>
-              <w:rPr>
-                <w:rFonts w:ascii="Arial" w:hAnsi="Arial" w:eastAsia="Arial"/>
-                <w:color w:val="172A2A"/>
-                <w:sz w:val="15"/>
-              </w:rPr>
-              <w:t>Chốt Binance Spot, symbols, live hay historical, ngày, quyền lưu trữ, horizon.</w:t>
+              <w:t>Đã khóa Binance Spot, BTCUSDT/ETHUSDT, one-second grid, horizons và cửa sổ UTC theo tuần.</w:t>
             </w:r>
           </w:p>
         </w:tc>
@@ -5287,17 +4763,8 @@
             </w:tcMar>
           </w:tcPr>
           <w:p>
-            <w:pPr>
-              <w:spacing w:after="0" w:line="240" w:lineRule="auto"/>
-            </w:pPr>
-            <w:r/>
             <w:r>
-              <w:rPr>
-                <w:rFonts w:ascii="Arial" w:hAnsi="Arial" w:eastAsia="Arial"/>
-                <w:color w:val="172A2A"/>
-                <w:sz w:val="15"/>
-              </w:rPr>
-              <w:t>1. Collector</w:t>
+              <w:t>1. Collector và replay</w:t>
             </w:r>
           </w:p>
         </w:tc>
@@ -5314,17 +4781,8 @@
             </w:tcMar>
           </w:tcPr>
           <w:p>
-            <w:pPr>
-              <w:spacing w:after="0" w:line="240" w:lineRule="auto"/>
-            </w:pPr>
-            <w:r/>
             <w:r>
-              <w:rPr>
-                <w:rFonts w:ascii="Arial" w:hAnsi="Arial" w:eastAsia="Arial"/>
-                <w:color w:val="172A2A"/>
-                <w:sz w:val="15"/>
-              </w:rPr>
-              <w:t>Nhận snapshot+diff+trades; xác minh bootstrap, gap, reconnect và raw logs.</w:t>
+              <w:t>Đã triển khai; capture hiện tại là 10 phút, replay 599 giây hợp lệ cho BTCUSDT.</w:t>
             </w:r>
           </w:p>
         </w:tc>
@@ -5342,17 +4800,8 @@
             </w:tcMar>
           </w:tcPr>
           <w:p>
-            <w:pPr>
-              <w:spacing w:after="0" w:line="240" w:lineRule="auto"/>
-            </w:pPr>
-            <w:r/>
             <w:r>
-              <w:rPr>
-                <w:rFonts w:ascii="Arial" w:hAnsi="Arial" w:eastAsia="Arial"/>
-                <w:color w:val="172A2A"/>
-                <w:sz w:val="15"/>
-              </w:rPr>
-              <w:t>2. Normalize/replay</w:t>
+              <w:t>2. Features và labels</w:t>
             </w:r>
           </w:p>
         </w:tc>
@@ -5368,17 +4817,8 @@
             </w:tcMar>
           </w:tcPr>
           <w:p>
-            <w:pPr>
-              <w:spacing w:after="0" w:line="240" w:lineRule="auto"/>
-            </w:pPr>
-            <w:r/>
             <w:r>
-              <w:rPr>
-                <w:rFonts w:ascii="Arial" w:hAnsi="Arial" w:eastAsia="Arial"/>
-                <w:color w:val="172A2A"/>
-                <w:sz w:val="15"/>
-              </w:rPr>
-              <w:t>Canonical events phát grid; gap không tạo row hợp lệ.</w:t>
+              <w:t>Đã triển khai; composite Q97.5/Q2.5 là primary, spread-only Q95 là sensitivity.</w:t>
             </w:r>
           </w:p>
         </w:tc>
@@ -5397,17 +4837,8 @@
             </w:tcMar>
           </w:tcPr>
           <w:p>
-            <w:pPr>
-              <w:spacing w:after="0" w:line="240" w:lineRule="auto"/>
-            </w:pPr>
-            <w:r/>
             <w:r>
-              <w:rPr>
-                <w:rFonts w:ascii="Arial" w:hAnsi="Arial" w:eastAsia="Arial"/>
-                <w:color w:val="172A2A"/>
-                <w:sz w:val="15"/>
-              </w:rPr>
-              <w:t>3. Features/labels</w:t>
+              <w:t>3. Thu đủ nghiên cứu</w:t>
             </w:r>
           </w:p>
         </w:tc>
@@ -5424,17 +4855,8 @@
             </w:tcMar>
           </w:tcPr>
           <w:p>
-            <w:pPr>
-              <w:spacing w:after="0" w:line="240" w:lineRule="auto"/>
-            </w:pPr>
-            <w:r/>
             <w:r>
-              <w:rPr>
-                <w:rFonts w:ascii="Arial" w:hAnsi="Arial" w:eastAsia="Arial"/>
-                <w:color w:val="172A2A"/>
-                <w:sz w:val="15"/>
-              </w:rPr>
-              <w:t>Point-in-time features, train-only thresholds, test period chưa bị xem.</w:t>
+              <w:t>Cần capture ít nhất một tuần train trước 02/11, ba tuần validation và test 23–29/11; báo coverage thật.</w:t>
             </w:r>
           </w:p>
         </w:tc>
@@ -5452,17 +4874,8 @@
             </w:tcMar>
           </w:tcPr>
           <w:p>
-            <w:pPr>
-              <w:spacing w:after="0" w:line="240" w:lineRule="auto"/>
-            </w:pPr>
-            <w:r/>
             <w:r>
-              <w:rPr>
-                <w:rFonts w:ascii="Arial" w:hAnsi="Arial" w:eastAsia="Arial"/>
-                <w:color w:val="172A2A"/>
-                <w:sz w:val="15"/>
-              </w:rPr>
-              <w:t>4. QA/readiness</w:t>
+              <w:t>4. Model và dashboard</w:t>
             </w:r>
           </w:p>
         </w:tc>
@@ -5478,73 +4891,8 @@
             </w:tcMar>
           </w:tcPr>
           <w:p>
-            <w:pPr>
-              <w:spacing w:after="0" w:line="240" w:lineRule="auto"/>
-            </w:pPr>
-            <w:r/>
             <w:r>
-              <w:rPr>
-                <w:rFonts w:ascii="Arial" w:hAnsi="Arial" w:eastAsia="Arial"/>
-                <w:color w:val="172A2A"/>
-                <w:sz w:val="15"/>
-              </w:rPr>
-              <w:t>Coverage, manifest, data dictionary và class balance đủ để walk-forward.</w:t>
-            </w:r>
-          </w:p>
-        </w:tc>
-      </w:tr>
-      <w:tr>
-        <w:tc>
-          <w:tcPr>
-            <w:tcW w:type="dxa" w:w="2448"/>
-            <w:shd w:fill="F4F7F5"/>
-            <w:vAlign w:val="center"/>
-            <w:tcMar>
-              <w:top w:w="75" w:type="dxa"/>
-              <w:start w:w="90" w:type="dxa"/>
-              <w:bottom w:w="75" w:type="dxa"/>
-              <w:end w:w="90" w:type="dxa"/>
-            </w:tcMar>
-          </w:tcPr>
-          <w:p>
-            <w:pPr>
-              <w:spacing w:after="0" w:line="240" w:lineRule="auto"/>
-            </w:pPr>
-            <w:r/>
-            <w:r>
-              <w:rPr>
-                <w:rFonts w:ascii="Arial" w:hAnsi="Arial" w:eastAsia="Arial"/>
-                <w:color w:val="172A2A"/>
-                <w:sz w:val="15"/>
-              </w:rPr>
-              <w:t>5. Dashboard</w:t>
-            </w:r>
-          </w:p>
-        </w:tc>
-        <w:tc>
-          <w:tcPr>
-            <w:tcW w:type="dxa" w:w="7373"/>
-            <w:shd w:fill="F4F7F5"/>
-            <w:vAlign w:val="center"/>
-            <w:tcMar>
-              <w:top w:w="75" w:type="dxa"/>
-              <w:start w:w="90" w:type="dxa"/>
-              <w:bottom w:w="75" w:type="dxa"/>
-              <w:end w:w="90" w:type="dxa"/>
-            </w:tcMar>
-          </w:tcPr>
-          <w:p>
-            <w:pPr>
-              <w:spacing w:after="0" w:line="240" w:lineRule="auto"/>
-            </w:pPr>
-            <w:r/>
-            <w:r>
-              <w:rPr>
-                <w:rFonts w:ascii="Arial" w:hAnsi="Arial" w:eastAsia="Arial"/>
-                <w:color w:val="172A2A"/>
-                <w:sz w:val="15"/>
-              </w:rPr>
-              <w:t>API đọc parquet atomic; nếu có live/latest, thêm chế độ hiển thị riêng.</w:t>
+              <w:t>Dashboard replay dùng dữ liệu hiện có; model evaluation chờ đủ cửa sổ và chỉ mở test tuần 23–29/11 một lần.</w:t>
             </w:r>
           </w:p>
         </w:tc>
@@ -5560,7 +4908,7 @@
         <w:pStyle w:val="Heading1"/>
       </w:pPr>
       <w:r>
-        <w:t>14. Quyết định cần khóa trước khi code</w:t>
+        <w:t>14. Quyết định đã khóa và việc còn lại</w:t>
       </w:r>
     </w:p>
     <w:p>
@@ -5570,12 +4918,7 @@
         <w:ind w:left="317" w:hanging="187"/>
       </w:pPr>
       <w:r>
-        <w:rPr>
-          <w:rFonts w:ascii="Arial" w:hAnsi="Arial" w:eastAsia="Arial"/>
-          <w:color w:val="172A2A"/>
-          <w:sz w:val="18"/>
-        </w:rPr>
-        <w:t>Archive historical L2 nào sẽ phủ thời kỳ walk-forward? REST depth không phải kho L2 lịch sử.</w:t>
+        <w:t>Archive lịch sử L2 không có trong repo; nghiên cứu chính dùng capture prospective trong cửa sổ tuần đã khóa.</w:t>
       </w:r>
     </w:p>
     <w:p>
@@ -5585,12 +4928,7 @@
         <w:ind w:left="317" w:hanging="187"/>
       </w:pPr>
       <w:r>
-        <w:rPr>
-          <w:rFonts w:ascii="Arial" w:hAnsi="Arial" w:eastAsia="Arial"/>
-          <w:color w:val="172A2A"/>
-          <w:sz w:val="18"/>
-        </w:rPr>
-        <w:t>Nếu chỉ thu thập live từ hôm nay, chấp nhận rằng historical test/model chưa sẵn sàng.</w:t>
+        <w:t>Capture live ngày 21/10 hiện có chỉ là smoke sample 10 phút; tiếp tục thu qua hết tuần test để đủ dữ liệu.</w:t>
       </w:r>
     </w:p>
     <w:p>
@@ -5600,12 +4938,7 @@
         <w:ind w:left="317" w:hanging="187"/>
       </w:pPr>
       <w:r>
-        <w:rPr>
-          <w:rFonts w:ascii="Arial" w:hAnsi="Arial" w:eastAsia="Arial"/>
-          <w:color w:val="172A2A"/>
-          <w:sz w:val="18"/>
-        </w:rPr>
-        <w:t>Chọn spread Q95 làm primary stress label hay giữ composite hiện có; lựa chọn còn lại chỉ là sensitivity.</w:t>
+        <w:t>Composite stress là primary; spread-only Q95 là sensitivity và phải báo prevalence theo tháng/tuần.</w:t>
       </w:r>
     </w:p>
     <w:p>
@@ -5615,12 +4948,7 @@
         <w:ind w:left="317" w:hanging="187"/>
       </w:pPr>
       <w:r>
-        <w:rPr>
-          <w:rFonts w:ascii="Arial" w:hAnsi="Arial" w:eastAsia="Arial"/>
-          <w:color w:val="172A2A"/>
-          <w:sz w:val="18"/>
-        </w:rPr>
-        <w:t>Xác nhận date windows theo archive thật, không dùng mặc định 2025 nếu chưa có nguồn phủ giai đoạn đó.</w:t>
+        <w:t>Mốc nghiên cứu đã khóa trong settings: validation từ 02/11, development đến 22/11, test 23–29/11/2026.</w:t>
       </w:r>
     </w:p>
     <w:p>
@@ -5630,11 +4958,6 @@
         <w:ind w:left="317" w:hanging="187"/>
       </w:pPr>
       <w:r>
-        <w:rPr>
-          <w:rFonts w:ascii="Arial" w:hAnsi="Arial" w:eastAsia="Arial"/>
-          <w:color w:val="172A2A"/>
-          <w:sz w:val="18"/>
-        </w:rPr>
         <w:t>Để Coinbase sau khi pipeline Binance qua QA.</w:t>
       </w:r>
     </w:p>
@@ -5743,13 +5066,7 @@
         <w:spacing w:after="0" w:line="250" w:lineRule="auto"/>
       </w:pPr>
       <w:r>
-        <w:rPr>
-          <w:rFonts w:ascii="Arial" w:hAnsi="Arial" w:eastAsia="Arial"/>
-          <w:b w:val="0"/>
-          <w:color w:val="5F6D6B"/>
-          <w:sz w:val="14"/>
-        </w:rPr>
-        <w:t>Cơ sở nội dung: Research Blueprint 05 do người dùng cung cấp; đối chiếu README, data dictionary, settings và module replay hiện có. Đây là code plan, chưa tạo collector hoặc tải dữ liệu.</w:t>
+        <w:t>Cơ sở nội dung: Research Blueprint 05; đối chiếu README, settings, data dictionary và các module collector/replay đã có trong repo. Kế hoạch phân biệt capture smoke test hiện tại với cửa sổ nghiên cứu cần thu thập tiếp.</w:t>
       </w:r>
     </w:p>
     <w:sectPr>
